--- a/public/assets/files/niestacjonarne/POZ.docx
+++ b/public/assets/files/niestacjonarne/POZ.docx
@@ -523,6 +523,7 @@
                 <w:i w:val="0"/>
                 <w:sz w:val="22"/>
               </w:rPr>
+              <w:t>I</w:t>
             </w:r>
           </w:p>
         </w:tc>
@@ -560,6 +561,7 @@
                 <w:i w:val="0"/>
                 <w:sz w:val="22"/>
               </w:rPr>
+              <w:t>obieralny</w:t>
             </w:r>
           </w:p>
         </w:tc>

--- a/public/assets/files/niestacjonarne/POZ.docx
+++ b/public/assets/files/niestacjonarne/POZ.docx
@@ -681,12 +681,22 @@
         <w:tblW w:w="5000" w:type="pct"/>
       </w:tblPr>
       <w:tblGrid>
-        <w:gridCol w:w="9972"/>
+        <w:gridCol w:w="997"/>
+        <w:gridCol w:w="997"/>
+        <w:gridCol w:w="997"/>
+        <w:gridCol w:w="997"/>
+        <w:gridCol w:w="997"/>
+        <w:gridCol w:w="997"/>
+        <w:gridCol w:w="997"/>
+        <w:gridCol w:w="997"/>
+        <w:gridCol w:w="997"/>
+        <w:gridCol w:w="997"/>
       </w:tblGrid>
       <w:tr>
         <w:tc>
           <w:tcPr>
-            <w:tcW w:type="dxa" w:w="9972"/>
+            <w:tcW w:type="dxa" w:w="9970"/>
+            <w:gridSpan w:val="10"/>
             <w:shd w:val="clear" w:color="auto" w:fill="D9D9D9"/>
           </w:tcPr>
           <w:p>
@@ -705,31 +715,34 @@
           </w:p>
         </w:tc>
       </w:tr>
-    </w:tbl>
-    <w:tbl>
-      <w:tblPr>
-        <w:tblW w:type="auto" w:w="0"/>
-        <w:tblLook w:firstColumn="1" w:firstRow="1" w:lastColumn="0" w:lastRow="0" w:noHBand="0" w:noVBand="1" w:val="04A0"/>
-        <w:tblBorders>
-          <w:top w:val="single" w:sz="4" w:space="0" w:color="000000"/>
-          <w:left w:val="single" w:sz="4" w:space="0" w:color="000000"/>
-          <w:bottom w:val="single" w:sz="4" w:space="0" w:color="000000"/>
-          <w:right w:val="single" w:sz="4" w:space="0" w:color="000000"/>
-          <w:insideH w:val="single" w:sz="4" w:space="0" w:color="000000"/>
-          <w:insideV w:val="single" w:sz="4" w:space="0" w:color="000000"/>
-        </w:tblBorders>
-        <w:tblW w:w="5000" w:type="pct"/>
-      </w:tblPr>
-      <w:tblGrid>
-        <w:gridCol w:w="2493"/>
-        <w:gridCol w:w="2493"/>
-        <w:gridCol w:w="2493"/>
-        <w:gridCol w:w="2493"/>
-      </w:tblGrid>
       <w:tr>
         <w:tc>
           <w:tcPr>
-            <w:tcW w:type="dxa" w:w="2493"/>
+            <w:tcW w:type="dxa" w:w="9970"/>
+            <w:gridSpan w:val="10"/>
+            <w:shd w:val="clear" w:color="auto" w:fill="D9D9D9"/>
+          </w:tcPr>
+          <w:p>
+            <w:pPr>
+              <w:spacing w:before="20" w:after="20"/>
+            </w:pPr>
+            <w:r>
+              <w:rPr>
+                <w:rFonts w:ascii="Aptos" w:hAnsi="Aptos"/>
+                <w:b w:val="0"/>
+                <w:i w:val="0"/>
+                <w:sz w:val="16"/>
+              </w:rPr>
+              <w:t>Wymiar godzinowy (liczba godzin w semestrze)</w:t>
+            </w:r>
+          </w:p>
+        </w:tc>
+      </w:tr>
+      <w:tr>
+        <w:tc>
+          <w:tcPr>
+            <w:tcW w:type="dxa" w:w="1994"/>
+            <w:gridSpan w:val="2"/>
             <w:shd w:val="clear" w:color="auto" w:fill="D9D9D9"/>
           </w:tcPr>
           <w:p>
@@ -749,7 +762,8 @@
         </w:tc>
         <w:tc>
           <w:tcPr>
-            <w:tcW w:type="dxa" w:w="2493"/>
+            <w:tcW w:type="dxa" w:w="2991"/>
+            <w:gridSpan w:val="3"/>
             <w:shd w:val="clear" w:color="auto" w:fill="D9D9D9"/>
           </w:tcPr>
           <w:p>
@@ -769,7 +783,8 @@
         </w:tc>
         <w:tc>
           <w:tcPr>
-            <w:tcW w:type="dxa" w:w="2493"/>
+            <w:tcW w:type="dxa" w:w="2991"/>
+            <w:gridSpan w:val="3"/>
             <w:shd w:val="clear" w:color="auto" w:fill="D9D9D9"/>
           </w:tcPr>
           <w:p>
@@ -789,7 +804,8 @@
         </w:tc>
         <w:tc>
           <w:tcPr>
-            <w:tcW w:type="dxa" w:w="2493"/>
+            <w:tcW w:type="dxa" w:w="1994"/>
+            <w:gridSpan w:val="2"/>
             <w:shd w:val="clear" w:color="auto" w:fill="D9D9D9"/>
           </w:tcPr>
           <w:p>
@@ -811,7 +827,8 @@
       <w:tr>
         <w:tc>
           <w:tcPr>
-            <w:tcW w:type="dxa" w:w="2493"/>
+            <w:tcW w:type="dxa" w:w="1994"/>
+            <w:gridSpan w:val="2"/>
           </w:tcPr>
           <w:p>
             <w:pPr>
@@ -830,7 +847,8 @@
         </w:tc>
         <w:tc>
           <w:tcPr>
-            <w:tcW w:type="dxa" w:w="2493"/>
+            <w:tcW w:type="dxa" w:w="2991"/>
+            <w:gridSpan w:val="3"/>
           </w:tcPr>
           <w:p>
             <w:pPr>
@@ -849,7 +867,8 @@
         </w:tc>
         <w:tc>
           <w:tcPr>
-            <w:tcW w:type="dxa" w:w="2493"/>
+            <w:tcW w:type="dxa" w:w="2991"/>
+            <w:gridSpan w:val="3"/>
           </w:tcPr>
           <w:p>
             <w:pPr>
@@ -868,7 +887,8 @@
         </w:tc>
         <w:tc>
           <w:tcPr>
-            <w:tcW w:type="dxa" w:w="2493"/>
+            <w:tcW w:type="dxa" w:w="1994"/>
+            <w:gridSpan w:val="2"/>
           </w:tcPr>
           <w:p>
             <w:pPr>
@@ -886,30 +906,34 @@
           </w:p>
         </w:tc>
       </w:tr>
-    </w:tbl>
-    <w:tbl>
-      <w:tblPr>
-        <w:tblW w:type="auto" w:w="0"/>
-        <w:tblLook w:firstColumn="1" w:firstRow="1" w:lastColumn="0" w:lastRow="0" w:noHBand="0" w:noVBand="1" w:val="04A0"/>
-        <w:tblBorders>
-          <w:top w:val="single" w:sz="4" w:space="0" w:color="000000"/>
-          <w:left w:val="single" w:sz="4" w:space="0" w:color="000000"/>
-          <w:bottom w:val="single" w:sz="4" w:space="0" w:color="000000"/>
-          <w:right w:val="single" w:sz="4" w:space="0" w:color="000000"/>
-          <w:insideH w:val="single" w:sz="4" w:space="0" w:color="000000"/>
-          <w:insideV w:val="single" w:sz="4" w:space="0" w:color="000000"/>
-        </w:tblBorders>
-        <w:tblW w:w="5000" w:type="pct"/>
-      </w:tblPr>
-      <w:tblGrid>
-        <w:gridCol w:w="3324"/>
-        <w:gridCol w:w="3324"/>
-        <w:gridCol w:w="3324"/>
-      </w:tblGrid>
       <w:tr>
         <w:tc>
           <w:tcPr>
-            <w:tcW w:type="dxa" w:w="3324"/>
+            <w:tcW w:type="dxa" w:w="9970"/>
+            <w:gridSpan w:val="10"/>
+            <w:shd w:val="clear" w:color="auto" w:fill="D9D9D9"/>
+          </w:tcPr>
+          <w:p>
+            <w:pPr>
+              <w:spacing w:before="20" w:after="20"/>
+            </w:pPr>
+            <w:r>
+              <w:rPr>
+                <w:rFonts w:ascii="Aptos" w:hAnsi="Aptos"/>
+                <w:b/>
+                <w:i w:val="0"/>
+                <w:sz w:val="22"/>
+              </w:rPr>
+              <w:t>Bilans ECTS</w:t>
+            </w:r>
+          </w:p>
+        </w:tc>
+      </w:tr>
+      <w:tr>
+        <w:tc>
+          <w:tcPr>
+            <w:tcW w:type="dxa" w:w="4985"/>
+            <w:gridSpan w:val="5"/>
             <w:shd w:val="clear" w:color="auto" w:fill="D9D9D9"/>
           </w:tcPr>
           <w:p>
@@ -929,7 +953,8 @@
         </w:tc>
         <w:tc>
           <w:tcPr>
-            <w:tcW w:type="dxa" w:w="3324"/>
+            <w:tcW w:type="dxa" w:w="2991"/>
+            <w:gridSpan w:val="3"/>
             <w:shd w:val="clear" w:color="auto" w:fill="D9D9D9"/>
           </w:tcPr>
           <w:p>
@@ -949,7 +974,8 @@
         </w:tc>
         <w:tc>
           <w:tcPr>
-            <w:tcW w:type="dxa" w:w="3324"/>
+            <w:tcW w:type="dxa" w:w="1994"/>
+            <w:gridSpan w:val="2"/>
             <w:shd w:val="clear" w:color="auto" w:fill="D9D9D9"/>
           </w:tcPr>
           <w:p>
@@ -971,7 +997,8 @@
       <w:tr>
         <w:tc>
           <w:tcPr>
-            <w:tcW w:type="dxa" w:w="3324"/>
+            <w:tcW w:type="dxa" w:w="4985"/>
+            <w:gridSpan w:val="5"/>
           </w:tcPr>
           <w:p>
             <w:pPr>
@@ -990,7 +1017,8 @@
         </w:tc>
         <w:tc>
           <w:tcPr>
-            <w:tcW w:type="dxa" w:w="3324"/>
+            <w:tcW w:type="dxa" w:w="2991"/>
+            <w:gridSpan w:val="3"/>
           </w:tcPr>
           <w:p>
             <w:pPr>
@@ -1009,7 +1037,8 @@
         </w:tc>
         <w:tc>
           <w:tcPr>
-            <w:tcW w:type="dxa" w:w="3324"/>
+            <w:tcW w:type="dxa" w:w="1994"/>
+            <w:gridSpan w:val="2"/>
           </w:tcPr>
           <w:p>
             <w:pPr>
@@ -1030,7 +1059,8 @@
       <w:tr>
         <w:tc>
           <w:tcPr>
-            <w:tcW w:type="dxa" w:w="3324"/>
+            <w:tcW w:type="dxa" w:w="4985"/>
+            <w:gridSpan w:val="5"/>
           </w:tcPr>
           <w:p>
             <w:pPr>
@@ -1049,7 +1079,8 @@
         </w:tc>
         <w:tc>
           <w:tcPr>
-            <w:tcW w:type="dxa" w:w="3324"/>
+            <w:tcW w:type="dxa" w:w="2991"/>
+            <w:gridSpan w:val="3"/>
           </w:tcPr>
           <w:p>
             <w:pPr>
@@ -1068,7 +1099,8 @@
         </w:tc>
         <w:tc>
           <w:tcPr>
-            <w:tcW w:type="dxa" w:w="3324"/>
+            <w:tcW w:type="dxa" w:w="1994"/>
+            <w:gridSpan w:val="2"/>
           </w:tcPr>
           <w:p>
             <w:pPr>
@@ -1089,7 +1121,29 @@
       <w:tr>
         <w:tc>
           <w:tcPr>
-            <w:tcW w:type="dxa" w:w="3324"/>
+            <w:tcW w:type="dxa" w:w="4985"/>
+            <w:gridSpan w:val="5"/>
+            <w:shd w:val="clear" w:color="auto" w:fill="D9D9D9"/>
+          </w:tcPr>
+          <w:p>
+            <w:pPr>
+              <w:spacing w:before="20" w:after="20"/>
+            </w:pPr>
+            <w:r>
+              <w:rPr>
+                <w:rFonts w:ascii="Aptos" w:hAnsi="Aptos"/>
+                <w:b/>
+                <w:i w:val="0"/>
+                <w:sz w:val="16"/>
+              </w:rPr>
+              <w:t>Opis samodzielnej pracy studenta</w:t>
+            </w:r>
+          </w:p>
+        </w:tc>
+        <w:tc>
+          <w:tcPr>
+            <w:tcW w:type="dxa" w:w="4985"/>
+            <w:gridSpan w:val="5"/>
           </w:tcPr>
           <w:p>
             <w:pPr>
@@ -1102,45 +1156,6 @@
                 <w:i w:val="0"/>
                 <w:sz w:val="22"/>
               </w:rPr>
-              <w:t>Suma</w:t>
-            </w:r>
-          </w:p>
-        </w:tc>
-        <w:tc>
-          <w:tcPr>
-            <w:tcW w:type="dxa" w:w="3324"/>
-          </w:tcPr>
-          <w:p>
-            <w:pPr>
-              <w:spacing w:before="20" w:after="20"/>
-            </w:pPr>
-            <w:r>
-              <w:rPr>
-                <w:rFonts w:ascii="Aptos" w:hAnsi="Aptos"/>
-                <w:b w:val="0"/>
-                <w:i w:val="0"/>
-                <w:sz w:val="22"/>
-              </w:rPr>
-              <w:t>50</w:t>
-            </w:r>
-          </w:p>
-        </w:tc>
-        <w:tc>
-          <w:tcPr>
-            <w:tcW w:type="dxa" w:w="3324"/>
-          </w:tcPr>
-          <w:p>
-            <w:pPr>
-              <w:spacing w:before="20" w:after="20"/>
-            </w:pPr>
-            <w:r>
-              <w:rPr>
-                <w:rFonts w:ascii="Aptos" w:hAnsi="Aptos"/>
-                <w:b w:val="0"/>
-                <w:i w:val="0"/>
-                <w:sz w:val="22"/>
-              </w:rPr>
-              <w:t>2</w:t>
             </w:r>
           </w:p>
         </w:tc>
@@ -1429,7 +1444,7 @@
                 <w:rFonts w:ascii="Aptos" w:hAnsi="Aptos"/>
                 <w:sz w:val="22"/>
               </w:rPr>
-              <w:t>☐ Zaliczenie z oceną</w:t>
+              <w:t>☑ Zaliczenie z oceną</w:t>
             </w:r>
           </w:p>
           <w:p>
@@ -1978,14 +1993,14 @@
         <w:tblW w:w="5000" w:type="pct"/>
       </w:tblPr>
       <w:tblGrid>
-        <w:gridCol w:w="3324"/>
-        <w:gridCol w:w="3324"/>
-        <w:gridCol w:w="3324"/>
+        <w:gridCol w:w="680"/>
+        <w:gridCol w:w="4536"/>
+        <w:gridCol w:w="4252"/>
       </w:tblGrid>
       <w:tr>
         <w:tc>
           <w:tcPr>
-            <w:tcW w:type="dxa" w:w="9972"/>
+            <w:tcW w:type="dxa" w:w="9468"/>
             <w:gridSpan w:val="3"/>
             <w:shd w:val="clear" w:color="auto" w:fill="D9D9D9"/>
           </w:tcPr>
@@ -2008,7 +2023,7 @@
       <w:tr>
         <w:tc>
           <w:tcPr>
-            <w:tcW w:type="dxa" w:w="3324"/>
+            <w:tcW w:type="dxa" w:w="680"/>
             <w:shd w:val="clear" w:color="auto" w:fill="D9D9D9"/>
           </w:tcPr>
           <w:p>
@@ -2028,7 +2043,7 @@
         </w:tc>
         <w:tc>
           <w:tcPr>
-            <w:tcW w:type="dxa" w:w="3324"/>
+            <w:tcW w:type="dxa" w:w="4536"/>
             <w:shd w:val="clear" w:color="auto" w:fill="D9D9D9"/>
           </w:tcPr>
           <w:p>
@@ -2048,7 +2063,7 @@
         </w:tc>
         <w:tc>
           <w:tcPr>
-            <w:tcW w:type="dxa" w:w="3324"/>
+            <w:tcW w:type="dxa" w:w="4252"/>
             <w:shd w:val="clear" w:color="auto" w:fill="D9D9D9"/>
           </w:tcPr>
           <w:p>
@@ -2070,7 +2085,7 @@
       <w:tr>
         <w:tc>
           <w:tcPr>
-            <w:tcW w:type="dxa" w:w="3324"/>
+            <w:tcW w:type="dxa" w:w="680"/>
           </w:tcPr>
           <w:p>
             <w:pPr>
@@ -2089,7 +2104,7 @@
         </w:tc>
         <w:tc>
           <w:tcPr>
-            <w:tcW w:type="dxa" w:w="3324"/>
+            <w:tcW w:type="dxa" w:w="4536"/>
           </w:tcPr>
           <w:p>
             <w:pPr>
@@ -2108,7 +2123,7 @@
         </w:tc>
         <w:tc>
           <w:tcPr>
-            <w:tcW w:type="dxa" w:w="3324"/>
+            <w:tcW w:type="dxa" w:w="4252"/>
           </w:tcPr>
           <w:p>
             <w:pPr>
@@ -2128,7 +2143,7 @@
       <w:tr>
         <w:tc>
           <w:tcPr>
-            <w:tcW w:type="dxa" w:w="3324"/>
+            <w:tcW w:type="dxa" w:w="680"/>
           </w:tcPr>
           <w:p>
             <w:pPr>
@@ -2147,7 +2162,7 @@
         </w:tc>
         <w:tc>
           <w:tcPr>
-            <w:tcW w:type="dxa" w:w="3324"/>
+            <w:tcW w:type="dxa" w:w="4536"/>
           </w:tcPr>
           <w:p>
             <w:pPr>
@@ -2166,7 +2181,7 @@
         </w:tc>
         <w:tc>
           <w:tcPr>
-            <w:tcW w:type="dxa" w:w="3324"/>
+            <w:tcW w:type="dxa" w:w="4252"/>
           </w:tcPr>
           <w:p>
             <w:pPr>
@@ -2186,7 +2201,7 @@
       <w:tr>
         <w:tc>
           <w:tcPr>
-            <w:tcW w:type="dxa" w:w="3324"/>
+            <w:tcW w:type="dxa" w:w="680"/>
           </w:tcPr>
           <w:p>
             <w:pPr>
@@ -2205,7 +2220,7 @@
         </w:tc>
         <w:tc>
           <w:tcPr>
-            <w:tcW w:type="dxa" w:w="3324"/>
+            <w:tcW w:type="dxa" w:w="4536"/>
           </w:tcPr>
           <w:p>
             <w:pPr>
@@ -2224,7 +2239,7 @@
         </w:tc>
         <w:tc>
           <w:tcPr>
-            <w:tcW w:type="dxa" w:w="3324"/>
+            <w:tcW w:type="dxa" w:w="4252"/>
           </w:tcPr>
           <w:p>
             <w:pPr>
@@ -2244,7 +2259,7 @@
       <w:tr>
         <w:tc>
           <w:tcPr>
-            <w:tcW w:type="dxa" w:w="3324"/>
+            <w:tcW w:type="dxa" w:w="680"/>
           </w:tcPr>
           <w:p>
             <w:pPr>
@@ -2263,7 +2278,7 @@
         </w:tc>
         <w:tc>
           <w:tcPr>
-            <w:tcW w:type="dxa" w:w="3324"/>
+            <w:tcW w:type="dxa" w:w="4536"/>
           </w:tcPr>
           <w:p>
             <w:pPr>
@@ -2282,7 +2297,7 @@
         </w:tc>
         <w:tc>
           <w:tcPr>
-            <w:tcW w:type="dxa" w:w="3324"/>
+            <w:tcW w:type="dxa" w:w="4252"/>
           </w:tcPr>
           <w:p>
             <w:pPr>
@@ -2302,7 +2317,7 @@
       <w:tr>
         <w:tc>
           <w:tcPr>
-            <w:tcW w:type="dxa" w:w="3324"/>
+            <w:tcW w:type="dxa" w:w="680"/>
           </w:tcPr>
           <w:p>
             <w:pPr>
@@ -2321,7 +2336,7 @@
         </w:tc>
         <w:tc>
           <w:tcPr>
-            <w:tcW w:type="dxa" w:w="3324"/>
+            <w:tcW w:type="dxa" w:w="4536"/>
           </w:tcPr>
           <w:p>
             <w:pPr>
@@ -2340,7 +2355,7 @@
         </w:tc>
         <w:tc>
           <w:tcPr>
-            <w:tcW w:type="dxa" w:w="3324"/>
+            <w:tcW w:type="dxa" w:w="4252"/>
           </w:tcPr>
           <w:p>
             <w:pPr>
@@ -2360,7 +2375,7 @@
       <w:tr>
         <w:tc>
           <w:tcPr>
-            <w:tcW w:type="dxa" w:w="3324"/>
+            <w:tcW w:type="dxa" w:w="680"/>
           </w:tcPr>
           <w:p>
             <w:pPr>
@@ -2379,7 +2394,7 @@
         </w:tc>
         <w:tc>
           <w:tcPr>
-            <w:tcW w:type="dxa" w:w="3324"/>
+            <w:tcW w:type="dxa" w:w="4536"/>
           </w:tcPr>
           <w:p>
             <w:pPr>
@@ -2398,7 +2413,7 @@
         </w:tc>
         <w:tc>
           <w:tcPr>
-            <w:tcW w:type="dxa" w:w="3324"/>
+            <w:tcW w:type="dxa" w:w="4252"/>
           </w:tcPr>
           <w:p>
             <w:pPr>
@@ -2418,7 +2433,7 @@
       <w:tr>
         <w:tc>
           <w:tcPr>
-            <w:tcW w:type="dxa" w:w="3324"/>
+            <w:tcW w:type="dxa" w:w="680"/>
           </w:tcPr>
           <w:p>
             <w:pPr>
@@ -2437,7 +2452,7 @@
         </w:tc>
         <w:tc>
           <w:tcPr>
-            <w:tcW w:type="dxa" w:w="3324"/>
+            <w:tcW w:type="dxa" w:w="4536"/>
           </w:tcPr>
           <w:p>
             <w:pPr>
@@ -2456,7 +2471,7 @@
         </w:tc>
         <w:tc>
           <w:tcPr>
-            <w:tcW w:type="dxa" w:w="3324"/>
+            <w:tcW w:type="dxa" w:w="4252"/>
           </w:tcPr>
           <w:p>
             <w:pPr>
@@ -2476,7 +2491,7 @@
       <w:tr>
         <w:tc>
           <w:tcPr>
-            <w:tcW w:type="dxa" w:w="3324"/>
+            <w:tcW w:type="dxa" w:w="680"/>
           </w:tcPr>
           <w:p>
             <w:pPr>
@@ -2495,7 +2510,7 @@
         </w:tc>
         <w:tc>
           <w:tcPr>
-            <w:tcW w:type="dxa" w:w="3324"/>
+            <w:tcW w:type="dxa" w:w="4536"/>
           </w:tcPr>
           <w:p>
             <w:pPr>
@@ -2514,7 +2529,7 @@
         </w:tc>
         <w:tc>
           <w:tcPr>
-            <w:tcW w:type="dxa" w:w="3324"/>
+            <w:tcW w:type="dxa" w:w="4252"/>
           </w:tcPr>
           <w:p>
             <w:pPr>
@@ -2534,7 +2549,7 @@
       <w:tr>
         <w:tc>
           <w:tcPr>
-            <w:tcW w:type="dxa" w:w="3324"/>
+            <w:tcW w:type="dxa" w:w="680"/>
           </w:tcPr>
           <w:p>
             <w:pPr>
@@ -2553,7 +2568,7 @@
         </w:tc>
         <w:tc>
           <w:tcPr>
-            <w:tcW w:type="dxa" w:w="3324"/>
+            <w:tcW w:type="dxa" w:w="4536"/>
           </w:tcPr>
           <w:p>
             <w:pPr>
@@ -2572,7 +2587,7 @@
         </w:tc>
         <w:tc>
           <w:tcPr>
-            <w:tcW w:type="dxa" w:w="3324"/>
+            <w:tcW w:type="dxa" w:w="4252"/>
           </w:tcPr>
           <w:p>
             <w:pPr>
@@ -2592,7 +2607,7 @@
       <w:tr>
         <w:tc>
           <w:tcPr>
-            <w:tcW w:type="dxa" w:w="3324"/>
+            <w:tcW w:type="dxa" w:w="680"/>
           </w:tcPr>
           <w:p>
             <w:pPr>
@@ -2611,7 +2626,7 @@
         </w:tc>
         <w:tc>
           <w:tcPr>
-            <w:tcW w:type="dxa" w:w="3324"/>
+            <w:tcW w:type="dxa" w:w="4536"/>
           </w:tcPr>
           <w:p>
             <w:pPr>
@@ -2630,7 +2645,7 @@
         </w:tc>
         <w:tc>
           <w:tcPr>
-            <w:tcW w:type="dxa" w:w="3324"/>
+            <w:tcW w:type="dxa" w:w="4252"/>
           </w:tcPr>
           <w:p>
             <w:pPr>
@@ -2650,7 +2665,7 @@
       <w:tr>
         <w:tc>
           <w:tcPr>
-            <w:tcW w:type="dxa" w:w="3324"/>
+            <w:tcW w:type="dxa" w:w="680"/>
           </w:tcPr>
           <w:p>
             <w:pPr>
@@ -2669,7 +2684,7 @@
         </w:tc>
         <w:tc>
           <w:tcPr>
-            <w:tcW w:type="dxa" w:w="3324"/>
+            <w:tcW w:type="dxa" w:w="4536"/>
           </w:tcPr>
           <w:p>
             <w:pPr>
@@ -2688,7 +2703,7 @@
         </w:tc>
         <w:tc>
           <w:tcPr>
-            <w:tcW w:type="dxa" w:w="3324"/>
+            <w:tcW w:type="dxa" w:w="4252"/>
           </w:tcPr>
           <w:p>
             <w:pPr>
@@ -2708,7 +2723,7 @@
       <w:tr>
         <w:tc>
           <w:tcPr>
-            <w:tcW w:type="dxa" w:w="3324"/>
+            <w:tcW w:type="dxa" w:w="680"/>
           </w:tcPr>
           <w:p>
             <w:pPr>
@@ -2727,7 +2742,7 @@
         </w:tc>
         <w:tc>
           <w:tcPr>
-            <w:tcW w:type="dxa" w:w="3324"/>
+            <w:tcW w:type="dxa" w:w="4536"/>
           </w:tcPr>
           <w:p>
             <w:pPr>
@@ -2746,7 +2761,7 @@
         </w:tc>
         <w:tc>
           <w:tcPr>
-            <w:tcW w:type="dxa" w:w="3324"/>
+            <w:tcW w:type="dxa" w:w="4252"/>
           </w:tcPr>
           <w:p>
             <w:pPr>
@@ -2766,7 +2781,7 @@
       <w:tr>
         <w:tc>
           <w:tcPr>
-            <w:tcW w:type="dxa" w:w="3324"/>
+            <w:tcW w:type="dxa" w:w="680"/>
           </w:tcPr>
           <w:p>
             <w:pPr>
@@ -2785,7 +2800,7 @@
         </w:tc>
         <w:tc>
           <w:tcPr>
-            <w:tcW w:type="dxa" w:w="3324"/>
+            <w:tcW w:type="dxa" w:w="4536"/>
           </w:tcPr>
           <w:p>
             <w:pPr>
@@ -2804,7 +2819,7 @@
         </w:tc>
         <w:tc>
           <w:tcPr>
-            <w:tcW w:type="dxa" w:w="3324"/>
+            <w:tcW w:type="dxa" w:w="4252"/>
           </w:tcPr>
           <w:p>
             <w:pPr>
@@ -2824,7 +2839,7 @@
       <w:tr>
         <w:tc>
           <w:tcPr>
-            <w:tcW w:type="dxa" w:w="3324"/>
+            <w:tcW w:type="dxa" w:w="680"/>
           </w:tcPr>
           <w:p>
             <w:pPr>
@@ -2843,7 +2858,7 @@
         </w:tc>
         <w:tc>
           <w:tcPr>
-            <w:tcW w:type="dxa" w:w="3324"/>
+            <w:tcW w:type="dxa" w:w="4536"/>
           </w:tcPr>
           <w:p>
             <w:pPr>
@@ -2862,7 +2877,7 @@
         </w:tc>
         <w:tc>
           <w:tcPr>
-            <w:tcW w:type="dxa" w:w="3324"/>
+            <w:tcW w:type="dxa" w:w="4252"/>
           </w:tcPr>
           <w:p>
             <w:pPr>
@@ -3268,6 +3283,7 @@
                 <w:i w:val="0"/>
                 <w:sz w:val="22"/>
               </w:rPr>
+              <w:t>Prezentacja multimedialna; Analiza przypadków; Kryteria oceny; Ćwiczenia/Laboratorium/Projekt/Lektorat; Punkty gromadzone za pracę na ćwiczeniach i wykład (kolokwium); Ustalenie oceny na podstawie liczby punktów.; Punkty gromadzone za pracę na ćwiczeniach 70%; Punkty z kolokwium z treści wykładu 30%; Przedmiot zalicza 50%+1 punkt; brak.</w:t>
             </w:r>
           </w:p>
         </w:tc>
@@ -3326,6 +3342,7 @@
                 <w:i w:val="0"/>
                 <w:sz w:val="22"/>
               </w:rPr>
+              <w:t>Prezentacja multimedialna; Analiza przypadków; Kryteria oceny; Ćwiczenia/Laboratorium/Projekt/Lektorat; Punkty gromadzone za pracę na ćwiczeniach i wykład (kolokwium); Ustalenie oceny na podstawie liczby punktów.; Punkty gromadzone za pracę na ćwiczeniach 70%; Punkty z kolokwium z treści wykładu 30%; Przedmiot zalicza 50%+1 punkt; brak.</w:t>
             </w:r>
           </w:p>
         </w:tc>
@@ -3383,6 +3400,7 @@
                 <w:i w:val="0"/>
                 <w:sz w:val="22"/>
               </w:rPr>
+              <w:t>Prezentacja multimedialna; Analiza przypadków; Kryteria oceny; Ćwiczenia/Laboratorium/Projekt/Lektorat; Punkty gromadzone za pracę na ćwiczeniach i wykład (kolokwium); Ustalenie oceny na podstawie liczby punktów.; Punkty gromadzone za pracę na ćwiczeniach 70%; Punkty z kolokwium z treści wykładu 30%; Przedmiot zalicza 50%+1 punkt; brak.</w:t>
             </w:r>
           </w:p>
         </w:tc>
@@ -3545,6 +3563,7 @@
                 <w:i w:val="0"/>
                 <w:sz w:val="22"/>
               </w:rPr>
+              <w:t>Prezentacja multimedialna; Analiza przypadków; Kryteria oceny; Ćwiczenia/Laboratorium/Projekt/Lektorat; Punkty gromadzone za pracę na ćwiczeniach i wykład (kolokwium); Ustalenie oceny na podstawie liczby punktów.; Punkty gromadzone za pracę na ćwiczeniach 70%; Punkty z kolokwium z treści wykładu 30%; Przedmiot zalicza 50%+1 punkt; brak.</w:t>
             </w:r>
           </w:p>
         </w:tc>
@@ -3602,6 +3621,7 @@
                 <w:i w:val="0"/>
                 <w:sz w:val="22"/>
               </w:rPr>
+              <w:t>Prezentacja multimedialna; Analiza przypadków; Kryteria oceny; Ćwiczenia/Laboratorium/Projekt/Lektorat; Punkty gromadzone za pracę na ćwiczeniach i wykład (kolokwium); Ustalenie oceny na podstawie liczby punktów.; Punkty gromadzone za pracę na ćwiczeniach 70%; Punkty z kolokwium z treści wykładu 30%; Przedmiot zalicza 50%+1 punkt; brak.</w:t>
             </w:r>
           </w:p>
         </w:tc>
@@ -3765,6 +3785,7 @@
                 <w:i w:val="0"/>
                 <w:sz w:val="22"/>
               </w:rPr>
+              <w:t>Prezentacja multimedialna; Analiza przypadków; Kryteria oceny; Ćwiczenia/Laboratorium/Projekt/Lektorat; Punkty gromadzone za pracę na ćwiczeniach i wykład (kolokwium); Ustalenie oceny na podstawie liczby punktów.; Punkty gromadzone za pracę na ćwiczeniach 70%; Punkty z kolokwium z treści wykładu 30%; Przedmiot zalicza 50%+1 punkt; brak.</w:t>
             </w:r>
           </w:p>
         </w:tc>
@@ -3823,6 +3844,7 @@
                 <w:i w:val="0"/>
                 <w:sz w:val="22"/>
               </w:rPr>
+              <w:t>Prezentacja multimedialna; Analiza przypadków; Kryteria oceny; Ćwiczenia/Laboratorium/Projekt/Lektorat; Punkty gromadzone za pracę na ćwiczeniach i wykład (kolokwium); Ustalenie oceny na podstawie liczby punktów.; Punkty gromadzone za pracę na ćwiczeniach 70%; Punkty z kolokwium z treści wykładu 30%; Przedmiot zalicza 50%+1 punkt; brak.</w:t>
             </w:r>
           </w:p>
         </w:tc>
@@ -3928,62 +3950,6 @@
                 <w:sz w:val="16"/>
               </w:rPr>
               <w:t>Wyposażenie specjalistyczne konieczne do realizacji przedmiotu</w:t>
-            </w:r>
-          </w:p>
-        </w:tc>
-      </w:tr>
-      <w:tr>
-        <w:tc>
-          <w:tcPr>
-            <w:tcW w:type="dxa" w:w="3324"/>
-          </w:tcPr>
-          <w:p>
-            <w:pPr>
-              <w:spacing w:before="20" w:after="20"/>
-            </w:pPr>
-            <w:r>
-              <w:rPr>
-                <w:rFonts w:ascii="Aptos" w:hAnsi="Aptos"/>
-                <w:b w:val="0"/>
-                <w:i w:val="0"/>
-                <w:sz w:val="22"/>
-              </w:rPr>
-            </w:r>
-          </w:p>
-        </w:tc>
-        <w:tc>
-          <w:tcPr>
-            <w:tcW w:type="dxa" w:w="3324"/>
-          </w:tcPr>
-          <w:p>
-            <w:pPr>
-              <w:spacing w:before="20" w:after="20"/>
-            </w:pPr>
-            <w:r>
-              <w:rPr>
-                <w:rFonts w:ascii="Aptos" w:hAnsi="Aptos"/>
-                <w:b w:val="0"/>
-                <w:i w:val="0"/>
-                <w:sz w:val="22"/>
-              </w:rPr>
-            </w:r>
-          </w:p>
-        </w:tc>
-        <w:tc>
-          <w:tcPr>
-            <w:tcW w:type="dxa" w:w="3324"/>
-          </w:tcPr>
-          <w:p>
-            <w:pPr>
-              <w:spacing w:before="20" w:after="20"/>
-            </w:pPr>
-            <w:r>
-              <w:rPr>
-                <w:rFonts w:ascii="Aptos" w:hAnsi="Aptos"/>
-                <w:b w:val="0"/>
-                <w:i w:val="0"/>
-                <w:sz w:val="22"/>
-              </w:rPr>
             </w:r>
           </w:p>
         </w:tc>

--- a/public/assets/files/niestacjonarne/POZ.docx
+++ b/public/assets/files/niestacjonarne/POZ.docx
@@ -1156,6 +1156,7 @@
                 <w:i w:val="0"/>
                 <w:sz w:val="22"/>
               </w:rPr>
+              <w:t>Praca nad planem biznesowym własnego przedsięwzięcia; analiza przypadków biznesowych; przygotowanie prezentacji multimedialnej; przygotowanie do kolokwium z treści wykładów.</w:t>
             </w:r>
           </w:p>
         </w:tc>
@@ -1266,7 +1267,97 @@
           <w:tcPr>
             <w:tcW w:type="dxa" w:w="9972"/>
           </w:tcPr>
-          <w:p/>
+          <w:p>
+            <w:pPr>
+              <w:spacing w:before="20" w:after="20"/>
+            </w:pPr>
+            <w:r>
+              <w:rPr>
+                <w:rFonts w:ascii="Aptos" w:hAnsi="Aptos"/>
+                <w:b/>
+                <w:sz w:val="22"/>
+              </w:rPr>
+              <w:t>Wykład:</w:t>
+            </w:r>
+          </w:p>
+          <w:p>
+            <w:pPr>
+              <w:spacing w:before="20" w:after="20"/>
+            </w:pPr>
+            <w:r>
+              <w:rPr>
+                <w:rFonts w:ascii="Aptos" w:hAnsi="Aptos"/>
+                <w:b w:val="0"/>
+                <w:sz w:val="22"/>
+              </w:rPr>
+              <w:t>• wykład z prezentacją multimedialną</w:t>
+            </w:r>
+          </w:p>
+          <w:p>
+            <w:pPr>
+              <w:spacing w:before="20" w:after="20"/>
+            </w:pPr>
+            <w:r>
+              <w:rPr>
+                <w:rFonts w:ascii="Aptos" w:hAnsi="Aptos"/>
+                <w:b w:val="0"/>
+                <w:sz w:val="22"/>
+              </w:rPr>
+              <w:t>• wykład konwersatoryjny (z elementami dyskusji)</w:t>
+            </w:r>
+          </w:p>
+          <w:p>
+            <w:pPr>
+              <w:spacing w:before="20" w:after="20"/>
+            </w:pPr>
+            <w:r>
+              <w:rPr>
+                <w:rFonts w:ascii="Aptos" w:hAnsi="Aptos"/>
+                <w:b/>
+                <w:sz w:val="22"/>
+              </w:rPr>
+              <w:t>Ćwiczenia / Laboratorium:</w:t>
+            </w:r>
+          </w:p>
+          <w:p>
+            <w:pPr>
+              <w:spacing w:before="20" w:after="20"/>
+            </w:pPr>
+            <w:r>
+              <w:rPr>
+                <w:rFonts w:ascii="Aptos" w:hAnsi="Aptos"/>
+                <w:b w:val="0"/>
+                <w:sz w:val="22"/>
+              </w:rPr>
+              <w:t>• praca w grupach</w:t>
+            </w:r>
+          </w:p>
+          <w:p>
+            <w:pPr>
+              <w:spacing w:before="20" w:after="20"/>
+            </w:pPr>
+            <w:r>
+              <w:rPr>
+                <w:rFonts w:ascii="Aptos" w:hAnsi="Aptos"/>
+                <w:b w:val="0"/>
+                <w:sz w:val="22"/>
+              </w:rPr>
+              <w:t>• studia przypadków z bazy studiów przypadków opracowanych przez firmy MŚP lub będące efektem staży</w:t>
+            </w:r>
+          </w:p>
+          <w:p>
+            <w:pPr>
+              <w:spacing w:before="20" w:after="20"/>
+            </w:pPr>
+            <w:r>
+              <w:rPr>
+                <w:rFonts w:ascii="Aptos" w:hAnsi="Aptos"/>
+                <w:b w:val="0"/>
+                <w:sz w:val="22"/>
+              </w:rPr>
+              <w:t>• dyskusja</w:t>
+            </w:r>
+          </w:p>
         </w:tc>
       </w:tr>
     </w:tbl>
@@ -1517,115 +1608,7 @@
                 <w:rFonts w:ascii="Aptos" w:hAnsi="Aptos"/>
                 <w:sz w:val="22"/>
               </w:rPr>
-              <w:t>1. Prezentacja multimedialna</w:t>
-            </w:r>
-          </w:p>
-          <w:p>
-            <w:pPr>
-              <w:spacing w:before="20" w:after="20"/>
-            </w:pPr>
-            <w:r>
-              <w:rPr>
-                <w:rFonts w:ascii="Aptos" w:hAnsi="Aptos"/>
-                <w:sz w:val="22"/>
-              </w:rPr>
-              <w:t>2. Analiza przypadków</w:t>
-            </w:r>
-          </w:p>
-          <w:p>
-            <w:pPr>
-              <w:spacing w:before="20" w:after="20"/>
-            </w:pPr>
-            <w:r>
-              <w:rPr>
-                <w:rFonts w:ascii="Aptos" w:hAnsi="Aptos"/>
-                <w:sz w:val="22"/>
-              </w:rPr>
-              <w:t>3. Kryteria oceny</w:t>
-            </w:r>
-          </w:p>
-          <w:p>
-            <w:pPr>
-              <w:spacing w:before="20" w:after="20"/>
-            </w:pPr>
-            <w:r>
-              <w:rPr>
-                <w:rFonts w:ascii="Aptos" w:hAnsi="Aptos"/>
-                <w:sz w:val="22"/>
-              </w:rPr>
-              <w:t>4. Ćwiczenia/Laboratorium/Projekt/Lektorat</w:t>
-            </w:r>
-          </w:p>
-          <w:p>
-            <w:pPr>
-              <w:spacing w:before="20" w:after="20"/>
-            </w:pPr>
-            <w:r>
-              <w:rPr>
-                <w:rFonts w:ascii="Aptos" w:hAnsi="Aptos"/>
-                <w:sz w:val="22"/>
-              </w:rPr>
-              <w:t>5. Punkty gromadzone za pracę na ćwiczeniach i wykład (kolokwium)</w:t>
-            </w:r>
-          </w:p>
-          <w:p>
-            <w:pPr>
-              <w:spacing w:before="20" w:after="20"/>
-            </w:pPr>
-            <w:r>
-              <w:rPr>
-                <w:rFonts w:ascii="Aptos" w:hAnsi="Aptos"/>
-                <w:sz w:val="22"/>
-              </w:rPr>
-              <w:t>6. Ustalenie oceny na podstawie liczby punktów.</w:t>
-            </w:r>
-          </w:p>
-          <w:p>
-            <w:pPr>
-              <w:spacing w:before="20" w:after="20"/>
-            </w:pPr>
-            <w:r>
-              <w:rPr>
-                <w:rFonts w:ascii="Aptos" w:hAnsi="Aptos"/>
-                <w:sz w:val="22"/>
-              </w:rPr>
-              <w:t>7. Punkty gromadzone za pracę na ćwiczeniach 70%</w:t>
-            </w:r>
-          </w:p>
-          <w:p>
-            <w:pPr>
-              <w:spacing w:before="20" w:after="20"/>
-            </w:pPr>
-            <w:r>
-              <w:rPr>
-                <w:rFonts w:ascii="Aptos" w:hAnsi="Aptos"/>
-                <w:sz w:val="22"/>
-              </w:rPr>
-              <w:t>8. Punkty z kolokwium z treści wykładu 30%</w:t>
-            </w:r>
-          </w:p>
-          <w:p>
-            <w:pPr>
-              <w:spacing w:before="20" w:after="20"/>
-            </w:pPr>
-            <w:r>
-              <w:rPr>
-                <w:rFonts w:ascii="Aptos" w:hAnsi="Aptos"/>
-                <w:sz w:val="22"/>
-              </w:rPr>
-              <w:t>9. Przedmiot zalicza 50%+1 punkt</w:t>
-            </w:r>
-          </w:p>
-          <w:p>
-            <w:pPr>
-              <w:spacing w:before="20" w:after="20"/>
-            </w:pPr>
-            <w:r>
-              <w:rPr>
-                <w:rFonts w:ascii="Aptos" w:hAnsi="Aptos"/>
-                <w:sz w:val="22"/>
-              </w:rPr>
-              <w:t>10. brak.</w:t>
+              <w:t>1. kolokwium</w:t>
             </w:r>
           </w:p>
         </w:tc>
@@ -1642,7 +1625,7 @@
                 <w:rFonts w:ascii="Aptos" w:hAnsi="Aptos"/>
                 <w:sz w:val="22"/>
               </w:rPr>
-              <w:t>1. Prezentacja multimedialna</w:t>
+              <w:t>1. ocena pracy podczas ćwiczenia</w:t>
             </w:r>
           </w:p>
           <w:p>
@@ -1654,103 +1637,7 @@
                 <w:rFonts w:ascii="Aptos" w:hAnsi="Aptos"/>
                 <w:sz w:val="22"/>
               </w:rPr>
-              <w:t>2. Analiza przypadków</w:t>
-            </w:r>
-          </w:p>
-          <w:p>
-            <w:pPr>
-              <w:spacing w:before="20" w:after="20"/>
-            </w:pPr>
-            <w:r>
-              <w:rPr>
-                <w:rFonts w:ascii="Aptos" w:hAnsi="Aptos"/>
-                <w:sz w:val="22"/>
-              </w:rPr>
-              <w:t>3. Kryteria oceny</w:t>
-            </w:r>
-          </w:p>
-          <w:p>
-            <w:pPr>
-              <w:spacing w:before="20" w:after="20"/>
-            </w:pPr>
-            <w:r>
-              <w:rPr>
-                <w:rFonts w:ascii="Aptos" w:hAnsi="Aptos"/>
-                <w:sz w:val="22"/>
-              </w:rPr>
-              <w:t>4. Ćwiczenia/Laboratorium/Projekt/Lektorat</w:t>
-            </w:r>
-          </w:p>
-          <w:p>
-            <w:pPr>
-              <w:spacing w:before="20" w:after="20"/>
-            </w:pPr>
-            <w:r>
-              <w:rPr>
-                <w:rFonts w:ascii="Aptos" w:hAnsi="Aptos"/>
-                <w:sz w:val="22"/>
-              </w:rPr>
-              <w:t>5. Punkty gromadzone za pracę na ćwiczeniach i wykład (kolokwium)</w:t>
-            </w:r>
-          </w:p>
-          <w:p>
-            <w:pPr>
-              <w:spacing w:before="20" w:after="20"/>
-            </w:pPr>
-            <w:r>
-              <w:rPr>
-                <w:rFonts w:ascii="Aptos" w:hAnsi="Aptos"/>
-                <w:sz w:val="22"/>
-              </w:rPr>
-              <w:t>6. Ustalenie oceny na podstawie liczby punktów.</w:t>
-            </w:r>
-          </w:p>
-          <w:p>
-            <w:pPr>
-              <w:spacing w:before="20" w:after="20"/>
-            </w:pPr>
-            <w:r>
-              <w:rPr>
-                <w:rFonts w:ascii="Aptos" w:hAnsi="Aptos"/>
-                <w:sz w:val="22"/>
-              </w:rPr>
-              <w:t>7. Punkty gromadzone za pracę na ćwiczeniach 70%</w:t>
-            </w:r>
-          </w:p>
-          <w:p>
-            <w:pPr>
-              <w:spacing w:before="20" w:after="20"/>
-            </w:pPr>
-            <w:r>
-              <w:rPr>
-                <w:rFonts w:ascii="Aptos" w:hAnsi="Aptos"/>
-                <w:sz w:val="22"/>
-              </w:rPr>
-              <w:t>8. Punkty z kolokwium z treści wykładu 30%</w:t>
-            </w:r>
-          </w:p>
-          <w:p>
-            <w:pPr>
-              <w:spacing w:before="20" w:after="20"/>
-            </w:pPr>
-            <w:r>
-              <w:rPr>
-                <w:rFonts w:ascii="Aptos" w:hAnsi="Aptos"/>
-                <w:sz w:val="22"/>
-              </w:rPr>
-              <w:t>9. Przedmiot zalicza 50%+1 punkt</w:t>
-            </w:r>
-          </w:p>
-          <w:p>
-            <w:pPr>
-              <w:spacing w:before="20" w:after="20"/>
-            </w:pPr>
-            <w:r>
-              <w:rPr>
-                <w:rFonts w:ascii="Aptos" w:hAnsi="Aptos"/>
-                <w:sz w:val="22"/>
-              </w:rPr>
-              <w:t>10. brak.</w:t>
+              <w:t>2. prezentacja elementu zespołowej pracy semestralnej</w:t>
             </w:r>
           </w:p>
         </w:tc>
@@ -3283,7 +3170,7 @@
                 <w:i w:val="0"/>
                 <w:sz w:val="22"/>
               </w:rPr>
-              <w:t>Prezentacja multimedialna; Analiza przypadków; Kryteria oceny; Ćwiczenia/Laboratorium/Projekt/Lektorat; Punkty gromadzone za pracę na ćwiczeniach i wykład (kolokwium); Ustalenie oceny na podstawie liczby punktów.; Punkty gromadzone za pracę na ćwiczeniach 70%; Punkty z kolokwium z treści wykładu 30%; Przedmiot zalicza 50%+1 punkt; brak.</w:t>
+              <w:t>kolokwium; ocena pracy podczas ćwiczenia; prezentacja elementu zespołowej pracy semestralnej</w:t>
             </w:r>
           </w:p>
         </w:tc>
@@ -3342,7 +3229,7 @@
                 <w:i w:val="0"/>
                 <w:sz w:val="22"/>
               </w:rPr>
-              <w:t>Prezentacja multimedialna; Analiza przypadków; Kryteria oceny; Ćwiczenia/Laboratorium/Projekt/Lektorat; Punkty gromadzone za pracę na ćwiczeniach i wykład (kolokwium); Ustalenie oceny na podstawie liczby punktów.; Punkty gromadzone za pracę na ćwiczeniach 70%; Punkty z kolokwium z treści wykładu 30%; Przedmiot zalicza 50%+1 punkt; brak.</w:t>
+              <w:t>kolokwium; ocena pracy podczas ćwiczenia; prezentacja elementu zespołowej pracy semestralnej</w:t>
             </w:r>
           </w:p>
         </w:tc>
@@ -3400,7 +3287,7 @@
                 <w:i w:val="0"/>
                 <w:sz w:val="22"/>
               </w:rPr>
-              <w:t>Prezentacja multimedialna; Analiza przypadków; Kryteria oceny; Ćwiczenia/Laboratorium/Projekt/Lektorat; Punkty gromadzone za pracę na ćwiczeniach i wykład (kolokwium); Ustalenie oceny na podstawie liczby punktów.; Punkty gromadzone za pracę na ćwiczeniach 70%; Punkty z kolokwium z treści wykładu 30%; Przedmiot zalicza 50%+1 punkt; brak.</w:t>
+              <w:t>kolokwium; ocena pracy podczas ćwiczenia; prezentacja elementu zespołowej pracy semestralnej</w:t>
             </w:r>
           </w:p>
         </w:tc>
@@ -3563,7 +3450,7 @@
                 <w:i w:val="0"/>
                 <w:sz w:val="22"/>
               </w:rPr>
-              <w:t>Prezentacja multimedialna; Analiza przypadków; Kryteria oceny; Ćwiczenia/Laboratorium/Projekt/Lektorat; Punkty gromadzone za pracę na ćwiczeniach i wykład (kolokwium); Ustalenie oceny na podstawie liczby punktów.; Punkty gromadzone za pracę na ćwiczeniach 70%; Punkty z kolokwium z treści wykładu 30%; Przedmiot zalicza 50%+1 punkt; brak.</w:t>
+              <w:t>kolokwium; ocena pracy podczas ćwiczenia; prezentacja elementu zespołowej pracy semestralnej</w:t>
             </w:r>
           </w:p>
         </w:tc>
@@ -3621,7 +3508,7 @@
                 <w:i w:val="0"/>
                 <w:sz w:val="22"/>
               </w:rPr>
-              <w:t>Prezentacja multimedialna; Analiza przypadków; Kryteria oceny; Ćwiczenia/Laboratorium/Projekt/Lektorat; Punkty gromadzone za pracę na ćwiczeniach i wykład (kolokwium); Ustalenie oceny na podstawie liczby punktów.; Punkty gromadzone za pracę na ćwiczeniach 70%; Punkty z kolokwium z treści wykładu 30%; Przedmiot zalicza 50%+1 punkt; brak.</w:t>
+              <w:t>kolokwium; ocena pracy podczas ćwiczenia; prezentacja elementu zespołowej pracy semestralnej</w:t>
             </w:r>
           </w:p>
         </w:tc>
@@ -3785,7 +3672,7 @@
                 <w:i w:val="0"/>
                 <w:sz w:val="22"/>
               </w:rPr>
-              <w:t>Prezentacja multimedialna; Analiza przypadków; Kryteria oceny; Ćwiczenia/Laboratorium/Projekt/Lektorat; Punkty gromadzone za pracę na ćwiczeniach i wykład (kolokwium); Ustalenie oceny na podstawie liczby punktów.; Punkty gromadzone za pracę na ćwiczeniach 70%; Punkty z kolokwium z treści wykładu 30%; Przedmiot zalicza 50%+1 punkt; brak.</w:t>
+              <w:t>kolokwium; ocena pracy podczas ćwiczenia; prezentacja elementu zespołowej pracy semestralnej</w:t>
             </w:r>
           </w:p>
         </w:tc>
@@ -3844,7 +3731,7 @@
                 <w:i w:val="0"/>
                 <w:sz w:val="22"/>
               </w:rPr>
-              <w:t>Prezentacja multimedialna; Analiza przypadków; Kryteria oceny; Ćwiczenia/Laboratorium/Projekt/Lektorat; Punkty gromadzone za pracę na ćwiczeniach i wykład (kolokwium); Ustalenie oceny na podstawie liczby punktów.; Punkty gromadzone za pracę na ćwiczeniach 70%; Punkty z kolokwium z treści wykładu 30%; Przedmiot zalicza 50%+1 punkt; brak.</w:t>
+              <w:t>kolokwium; ocena pracy podczas ćwiczenia; prezentacja elementu zespołowej pracy semestralnej</w:t>
             </w:r>
           </w:p>
         </w:tc>

--- a/public/assets/files/niestacjonarne/POZ.docx
+++ b/public/assets/files/niestacjonarne/POZ.docx
@@ -3132,7 +3132,7 @@
                 <w:i w:val="0"/>
                 <w:sz w:val="22"/>
               </w:rPr>
-              <w:t>K_W19</w:t>
+              <w:t>K_W17</w:t>
             </w:r>
           </w:p>
         </w:tc>
@@ -3170,7 +3170,66 @@
                 <w:i w:val="0"/>
                 <w:sz w:val="22"/>
               </w:rPr>
-              <w:t>kolokwium; ocena pracy podczas ćwiczenia; prezentacja elementu zespołowej pracy semestralnej</w:t>
+              <w:t>kolokwium</w:t>
+            </w:r>
+          </w:p>
+        </w:tc>
+      </w:tr>
+      <w:tr>
+        <w:tc>
+          <w:tcPr>
+            <w:tcW w:type="dxa" w:w="3324"/>
+          </w:tcPr>
+          <w:p>
+            <w:pPr>
+              <w:spacing w:before="20" w:after="20"/>
+            </w:pPr>
+            <w:r>
+              <w:rPr>
+                <w:rFonts w:ascii="Aptos" w:hAnsi="Aptos"/>
+                <w:b w:val="0"/>
+                <w:i w:val="0"/>
+                <w:sz w:val="22"/>
+              </w:rPr>
+              <w:t>K_W19</w:t>
+            </w:r>
+          </w:p>
+        </w:tc>
+        <w:tc>
+          <w:tcPr>
+            <w:tcW w:type="dxa" w:w="3324"/>
+          </w:tcPr>
+          <w:p>
+            <w:pPr>
+              <w:spacing w:before="20" w:after="20"/>
+            </w:pPr>
+            <w:r>
+              <w:rPr>
+                <w:rFonts w:ascii="Aptos" w:hAnsi="Aptos"/>
+                <w:b w:val="0"/>
+                <w:i w:val="0"/>
+                <w:sz w:val="22"/>
+              </w:rPr>
+              <w:t>Student zna i rozumie podstawowe problemy etyczne i prawne informatyki: ochronę własności intelektualnej, prawo autorskie, odpowiedzialność zawodową i zagadnienia prywatności danych. [K_W19]</w:t>
+            </w:r>
+          </w:p>
+        </w:tc>
+        <w:tc>
+          <w:tcPr>
+            <w:tcW w:type="dxa" w:w="3324"/>
+          </w:tcPr>
+          <w:p>
+            <w:pPr>
+              <w:spacing w:before="20" w:after="20"/>
+            </w:pPr>
+            <w:r>
+              <w:rPr>
+                <w:rFonts w:ascii="Aptos" w:hAnsi="Aptos"/>
+                <w:b w:val="0"/>
+                <w:i w:val="0"/>
+                <w:sz w:val="22"/>
+              </w:rPr>
+              <w:t>kolokwium</w:t>
             </w:r>
           </w:p>
         </w:tc>
@@ -3210,64 +3269,6 @@
                 <w:i w:val="0"/>
                 <w:sz w:val="22"/>
               </w:rPr>
-              <w:t>Student zna i rozumie podstawowe problemy etyczne i prawne informatyki: ochronę własności intelektualnej, prawo autorskie, odpowiedzialność zawodową i zagadnienia prywatności danych. [K_W19]</w:t>
-            </w:r>
-          </w:p>
-        </w:tc>
-        <w:tc>
-          <w:tcPr>
-            <w:tcW w:type="dxa" w:w="3324"/>
-          </w:tcPr>
-          <w:p>
-            <w:pPr>
-              <w:spacing w:before="20" w:after="20"/>
-            </w:pPr>
-            <w:r>
-              <w:rPr>
-                <w:rFonts w:ascii="Aptos" w:hAnsi="Aptos"/>
-                <w:b w:val="0"/>
-                <w:i w:val="0"/>
-                <w:sz w:val="22"/>
-              </w:rPr>
-              <w:t>kolokwium; ocena pracy podczas ćwiczenia; prezentacja elementu zespołowej pracy semestralnej</w:t>
-            </w:r>
-          </w:p>
-        </w:tc>
-      </w:tr>
-      <w:tr>
-        <w:tc>
-          <w:tcPr>
-            <w:tcW w:type="dxa" w:w="3324"/>
-          </w:tcPr>
-          <w:p>
-            <w:pPr>
-              <w:spacing w:before="20" w:after="20"/>
-            </w:pPr>
-            <w:r>
-              <w:rPr>
-                <w:rFonts w:ascii="Aptos" w:hAnsi="Aptos"/>
-                <w:b w:val="0"/>
-                <w:i w:val="0"/>
-                <w:sz w:val="22"/>
-              </w:rPr>
-            </w:r>
-          </w:p>
-        </w:tc>
-        <w:tc>
-          <w:tcPr>
-            <w:tcW w:type="dxa" w:w="3324"/>
-          </w:tcPr>
-          <w:p>
-            <w:pPr>
-              <w:spacing w:before="20" w:after="20"/>
-            </w:pPr>
-            <w:r>
-              <w:rPr>
-                <w:rFonts w:ascii="Aptos" w:hAnsi="Aptos"/>
-                <w:b w:val="0"/>
-                <w:i w:val="0"/>
-                <w:sz w:val="22"/>
-              </w:rPr>
               <w:t>Student zna i rozumie ogólne zasady prowadzenia działalności gospodarczej w branży IT, w tym tworzenia startupów i innowacyjnych przedsięwzięć informatycznych. [K_W20]</w:t>
             </w:r>
           </w:p>
@@ -3287,7 +3288,7 @@
                 <w:i w:val="0"/>
                 <w:sz w:val="22"/>
               </w:rPr>
-              <w:t>kolokwium; ocena pracy podczas ćwiczenia; prezentacja elementu zespołowej pracy semestralnej</w:t>
+              <w:t>kolokwium</w:t>
             </w:r>
           </w:p>
         </w:tc>
@@ -3413,6 +3414,7 @@
                 <w:i w:val="0"/>
                 <w:sz w:val="22"/>
               </w:rPr>
+              <w:t>K_U26</w:t>
             </w:r>
           </w:p>
         </w:tc>
@@ -3450,7 +3452,7 @@
                 <w:i w:val="0"/>
                 <w:sz w:val="22"/>
               </w:rPr>
-              <w:t>kolokwium; ocena pracy podczas ćwiczenia; prezentacja elementu zespołowej pracy semestralnej</w:t>
+              <w:t>ocena pracy podczas ćwiczenia, prezentacja elementu zespołowej pracy semestralnej</w:t>
             </w:r>
           </w:p>
         </w:tc>
@@ -3471,6 +3473,7 @@
                 <w:i w:val="0"/>
                 <w:sz w:val="22"/>
               </w:rPr>
+              <w:t>K_U25</w:t>
             </w:r>
           </w:p>
         </w:tc>
@@ -3508,7 +3511,7 @@
                 <w:i w:val="0"/>
                 <w:sz w:val="22"/>
               </w:rPr>
-              <w:t>kolokwium; ocena pracy podczas ćwiczenia; prezentacja elementu zespołowej pracy semestralnej</w:t>
+              <w:t>ocena pracy podczas ćwiczenia, prezentacja elementu zespołowej pracy semestralnej</w:t>
             </w:r>
           </w:p>
         </w:tc>
@@ -3672,7 +3675,7 @@
                 <w:i w:val="0"/>
                 <w:sz w:val="22"/>
               </w:rPr>
-              <w:t>kolokwium; ocena pracy podczas ćwiczenia; prezentacja elementu zespołowej pracy semestralnej</w:t>
+              <w:t>ocena pracy podczas ćwiczenia, prezentacja elementu zespołowej pracy semestralnej</w:t>
             </w:r>
           </w:p>
         </w:tc>
@@ -3731,7 +3734,7 @@
                 <w:i w:val="0"/>
                 <w:sz w:val="22"/>
               </w:rPr>
-              <w:t>kolokwium; ocena pracy podczas ćwiczenia; prezentacja elementu zespołowej pracy semestralnej</w:t>
+              <w:t>ocena pracy podczas ćwiczenia, prezentacja elementu zespołowej pracy semestralnej</w:t>
             </w:r>
           </w:p>
         </w:tc>

--- a/public/assets/files/niestacjonarne/POZ.docx
+++ b/public/assets/files/niestacjonarne/POZ.docx
@@ -1881,14 +1881,13 @@
       </w:tblPr>
       <w:tblGrid>
         <w:gridCol w:w="680"/>
-        <w:gridCol w:w="4536"/>
-        <w:gridCol w:w="4252"/>
+        <w:gridCol w:w="8788"/>
       </w:tblGrid>
       <w:tr>
         <w:tc>
           <w:tcPr>
             <w:tcW w:type="dxa" w:w="9468"/>
-            <w:gridSpan w:val="3"/>
+            <w:gridSpan w:val="2"/>
             <w:shd w:val="clear" w:color="auto" w:fill="D9D9D9"/>
           </w:tcPr>
           <w:p>
@@ -1930,7 +1929,7 @@
         </w:tc>
         <w:tc>
           <w:tcPr>
-            <w:tcW w:type="dxa" w:w="4536"/>
+            <w:tcW w:type="dxa" w:w="8788"/>
             <w:shd w:val="clear" w:color="auto" w:fill="D9D9D9"/>
           </w:tcPr>
           <w:p>
@@ -1944,27 +1943,7 @@
                 <w:i w:val="0"/>
                 <w:sz w:val="16"/>
               </w:rPr>
-              <w:t>Wykład</w:t>
-            </w:r>
-          </w:p>
-        </w:tc>
-        <w:tc>
-          <w:tcPr>
-            <w:tcW w:type="dxa" w:w="4252"/>
-            <w:shd w:val="clear" w:color="auto" w:fill="D9D9D9"/>
-          </w:tcPr>
-          <w:p>
-            <w:pPr>
-              <w:spacing w:before="20" w:after="20"/>
-            </w:pPr>
-            <w:r>
-              <w:rPr>
-                <w:rFonts w:ascii="Aptos" w:hAnsi="Aptos"/>
-                <w:b/>
-                <w:i w:val="0"/>
-                <w:sz w:val="16"/>
-              </w:rPr>
-              <w:t>Ćwiczenia / Laboratorium / Pracownia</w:t>
+              <w:t>Treści programowe</w:t>
             </w:r>
           </w:p>
         </w:tc>
@@ -1991,7 +1970,7 @@
         </w:tc>
         <w:tc>
           <w:tcPr>
-            <w:tcW w:type="dxa" w:w="4536"/>
+            <w:tcW w:type="dxa" w:w="8788"/>
           </w:tcPr>
           <w:p>
             <w:pPr>
@@ -2005,24 +1984,6 @@
                 <w:sz w:val="22"/>
               </w:rPr>
               <w:t>Pojęcia podstawowe: rynek, popyt i podaż.Nowoczesny system ekonomiczny ispołeczny. Ekonomia, technologia i etyka.</w:t>
-            </w:r>
-          </w:p>
-        </w:tc>
-        <w:tc>
-          <w:tcPr>
-            <w:tcW w:type="dxa" w:w="4252"/>
-          </w:tcPr>
-          <w:p>
-            <w:pPr>
-              <w:spacing w:before="20" w:after="20"/>
-            </w:pPr>
-            <w:r>
-              <w:rPr>
-                <w:rFonts w:ascii="Aptos" w:hAnsi="Aptos"/>
-                <w:b w:val="0"/>
-                <w:i w:val="0"/>
-                <w:sz w:val="22"/>
-              </w:rPr>
             </w:r>
           </w:p>
         </w:tc>
@@ -2049,7 +2010,7 @@
         </w:tc>
         <w:tc>
           <w:tcPr>
-            <w:tcW w:type="dxa" w:w="4536"/>
+            <w:tcW w:type="dxa" w:w="8788"/>
           </w:tcPr>
           <w:p>
             <w:pPr>
@@ -2063,24 +2024,6 @@
                 <w:sz w:val="22"/>
               </w:rPr>
               <w:t>Rynek, Konkurencja. Wartość i powstawanieceny. Pieniądz. Pieniądz w świecie IT.</w:t>
-            </w:r>
-          </w:p>
-        </w:tc>
-        <w:tc>
-          <w:tcPr>
-            <w:tcW w:type="dxa" w:w="4252"/>
-          </w:tcPr>
-          <w:p>
-            <w:pPr>
-              <w:spacing w:before="20" w:after="20"/>
-            </w:pPr>
-            <w:r>
-              <w:rPr>
-                <w:rFonts w:ascii="Aptos" w:hAnsi="Aptos"/>
-                <w:b w:val="0"/>
-                <w:i w:val="0"/>
-                <w:sz w:val="22"/>
-              </w:rPr>
             </w:r>
           </w:p>
         </w:tc>
@@ -2107,7 +2050,7 @@
         </w:tc>
         <w:tc>
           <w:tcPr>
-            <w:tcW w:type="dxa" w:w="4536"/>
+            <w:tcW w:type="dxa" w:w="8788"/>
           </w:tcPr>
           <w:p>
             <w:pPr>
@@ -2121,24 +2064,6 @@
                 <w:sz w:val="22"/>
               </w:rPr>
               <w:t>Państwo a gospodarka. Podatki. Inflacja.Bezrobocie. Rola pieniądza w gospodarce.Rola rządu. Prawa i obowiązki przedsiębiorcyi obywatela.Zarządzanie czasem. Wykresy Gantta</w:t>
-            </w:r>
-          </w:p>
-        </w:tc>
-        <w:tc>
-          <w:tcPr>
-            <w:tcW w:type="dxa" w:w="4252"/>
-          </w:tcPr>
-          <w:p>
-            <w:pPr>
-              <w:spacing w:before="20" w:after="20"/>
-            </w:pPr>
-            <w:r>
-              <w:rPr>
-                <w:rFonts w:ascii="Aptos" w:hAnsi="Aptos"/>
-                <w:b w:val="0"/>
-                <w:i w:val="0"/>
-                <w:sz w:val="22"/>
-              </w:rPr>
             </w:r>
           </w:p>
         </w:tc>
@@ -2165,7 +2090,7 @@
         </w:tc>
         <w:tc>
           <w:tcPr>
-            <w:tcW w:type="dxa" w:w="4536"/>
+            <w:tcW w:type="dxa" w:w="8788"/>
           </w:tcPr>
           <w:p>
             <w:pPr>
@@ -2179,24 +2104,6 @@
                 <w:sz w:val="22"/>
               </w:rPr>
               <w:t>Nowoczesna makrogospodarka . Gospodarka globalna. Strategie rozwoju światowego.Kryzysy ekonomiczne i kryzysy finansowe.Rozwój gospodarczy i rozwój społeczny.Modele rozwoju ekonomicznego.</w:t>
-            </w:r>
-          </w:p>
-        </w:tc>
-        <w:tc>
-          <w:tcPr>
-            <w:tcW w:type="dxa" w:w="4252"/>
-          </w:tcPr>
-          <w:p>
-            <w:pPr>
-              <w:spacing w:before="20" w:after="20"/>
-            </w:pPr>
-            <w:r>
-              <w:rPr>
-                <w:rFonts w:ascii="Aptos" w:hAnsi="Aptos"/>
-                <w:b w:val="0"/>
-                <w:i w:val="0"/>
-                <w:sz w:val="22"/>
-              </w:rPr>
             </w:r>
           </w:p>
         </w:tc>
@@ -2223,7 +2130,7 @@
         </w:tc>
         <w:tc>
           <w:tcPr>
-            <w:tcW w:type="dxa" w:w="4536"/>
+            <w:tcW w:type="dxa" w:w="8788"/>
           </w:tcPr>
           <w:p>
             <w:pPr>
@@ -2237,24 +2144,6 @@
                 <w:sz w:val="22"/>
               </w:rPr>
               <w:t>Ożywianie i schładzanie gospodarki.Gospodarka USA vs gospodarka UE. Strategializbońska. Japonia. Chiny i Indie. Korporacje ifirmy międzynarodowe. Przejęcia wrogie iprzyjazne. Przepływ kapitału i inwestycje FDI.Kryzysy finansowe.Budżetowanie przedsięwzięć i rachunek cash flow.</w:t>
-            </w:r>
-          </w:p>
-        </w:tc>
-        <w:tc>
-          <w:tcPr>
-            <w:tcW w:type="dxa" w:w="4252"/>
-          </w:tcPr>
-          <w:p>
-            <w:pPr>
-              <w:spacing w:before="20" w:after="20"/>
-            </w:pPr>
-            <w:r>
-              <w:rPr>
-                <w:rFonts w:ascii="Aptos" w:hAnsi="Aptos"/>
-                <w:b w:val="0"/>
-                <w:i w:val="0"/>
-                <w:sz w:val="22"/>
-              </w:rPr>
             </w:r>
           </w:p>
         </w:tc>
@@ -2281,7 +2170,7 @@
         </w:tc>
         <w:tc>
           <w:tcPr>
-            <w:tcW w:type="dxa" w:w="4536"/>
+            <w:tcW w:type="dxa" w:w="8788"/>
           </w:tcPr>
           <w:p>
             <w:pPr>
@@ -2295,24 +2184,6 @@
                 <w:sz w:val="22"/>
               </w:rPr>
               <w:t>Giełda jako przykład organizacji rynkuinformacji.Planowanie działań i formułowanie strategii.</w:t>
-            </w:r>
-          </w:p>
-        </w:tc>
-        <w:tc>
-          <w:tcPr>
-            <w:tcW w:type="dxa" w:w="4252"/>
-          </w:tcPr>
-          <w:p>
-            <w:pPr>
-              <w:spacing w:before="20" w:after="20"/>
-            </w:pPr>
-            <w:r>
-              <w:rPr>
-                <w:rFonts w:ascii="Aptos" w:hAnsi="Aptos"/>
-                <w:b w:val="0"/>
-                <w:i w:val="0"/>
-                <w:sz w:val="22"/>
-              </w:rPr>
             </w:r>
           </w:p>
         </w:tc>
@@ -2339,7 +2210,7 @@
         </w:tc>
         <w:tc>
           <w:tcPr>
-            <w:tcW w:type="dxa" w:w="4536"/>
+            <w:tcW w:type="dxa" w:w="8788"/>
           </w:tcPr>
           <w:p>
             <w:pPr>
@@ -2353,24 +2224,6 @@
                 <w:sz w:val="22"/>
               </w:rPr>
               <w:t>Gospodarka oparta na wiedzy. Firmainnowacyjna. Rynek e-usług. Handelelektroniczny.Logistyka (MRP)</w:t>
-            </w:r>
-          </w:p>
-        </w:tc>
-        <w:tc>
-          <w:tcPr>
-            <w:tcW w:type="dxa" w:w="4252"/>
-          </w:tcPr>
-          <w:p>
-            <w:pPr>
-              <w:spacing w:before="20" w:after="20"/>
-            </w:pPr>
-            <w:r>
-              <w:rPr>
-                <w:rFonts w:ascii="Aptos" w:hAnsi="Aptos"/>
-                <w:b w:val="0"/>
-                <w:i w:val="0"/>
-                <w:sz w:val="22"/>
-              </w:rPr>
             </w:r>
           </w:p>
         </w:tc>
@@ -2397,7 +2250,7 @@
         </w:tc>
         <w:tc>
           <w:tcPr>
-            <w:tcW w:type="dxa" w:w="4536"/>
+            <w:tcW w:type="dxa" w:w="8788"/>
           </w:tcPr>
           <w:p>
             <w:pPr>
@@ -2411,24 +2264,6 @@
                 <w:sz w:val="22"/>
               </w:rPr>
               <w:t>Podstawy marketingu. Misja i wizja firmy.Budowa wizerunku. Budowa produktu.Marketing. Analiza business case.</w:t>
-            </w:r>
-          </w:p>
-        </w:tc>
-        <w:tc>
-          <w:tcPr>
-            <w:tcW w:type="dxa" w:w="4252"/>
-          </w:tcPr>
-          <w:p>
-            <w:pPr>
-              <w:spacing w:before="20" w:after="20"/>
-            </w:pPr>
-            <w:r>
-              <w:rPr>
-                <w:rFonts w:ascii="Aptos" w:hAnsi="Aptos"/>
-                <w:b w:val="0"/>
-                <w:i w:val="0"/>
-                <w:sz w:val="22"/>
-              </w:rPr>
             </w:r>
           </w:p>
         </w:tc>
@@ -2455,7 +2290,7 @@
         </w:tc>
         <w:tc>
           <w:tcPr>
-            <w:tcW w:type="dxa" w:w="4536"/>
+            <w:tcW w:type="dxa" w:w="8788"/>
           </w:tcPr>
           <w:p>
             <w:pPr>
@@ -2469,24 +2304,6 @@
                 <w:sz w:val="22"/>
               </w:rPr>
               <w:t>Marketing: reklama a zarządzanie rynkiem.Kanały informacyjne. Grupa targetowa.Komunikacja wewnętrzna i komunikacja zewnętrzna. Kampanie marketingowe.Nowoczesny marketing. Marketing w świecieglobalnej wymiany komunikacji.Budowanie kampanii marketingowej</w:t>
-            </w:r>
-          </w:p>
-        </w:tc>
-        <w:tc>
-          <w:tcPr>
-            <w:tcW w:type="dxa" w:w="4252"/>
-          </w:tcPr>
-          <w:p>
-            <w:pPr>
-              <w:spacing w:before="20" w:after="20"/>
-            </w:pPr>
-            <w:r>
-              <w:rPr>
-                <w:rFonts w:ascii="Aptos" w:hAnsi="Aptos"/>
-                <w:b w:val="0"/>
-                <w:i w:val="0"/>
-                <w:sz w:val="22"/>
-              </w:rPr>
             </w:r>
           </w:p>
         </w:tc>
@@ -2513,7 +2330,7 @@
         </w:tc>
         <w:tc>
           <w:tcPr>
-            <w:tcW w:type="dxa" w:w="4536"/>
+            <w:tcW w:type="dxa" w:w="8788"/>
           </w:tcPr>
           <w:p>
             <w:pPr>
@@ -2527,24 +2344,6 @@
                 <w:sz w:val="22"/>
               </w:rPr>
               <w:t>Marketing. Logotypy i system identyfikacjiwizualnej. Kampanie społeczne. Firmaodpowiedzialna społecznie. Reagowanie nasytuacje kryzysowe.</w:t>
-            </w:r>
-          </w:p>
-        </w:tc>
-        <w:tc>
-          <w:tcPr>
-            <w:tcW w:type="dxa" w:w="4252"/>
-          </w:tcPr>
-          <w:p>
-            <w:pPr>
-              <w:spacing w:before="20" w:after="20"/>
-            </w:pPr>
-            <w:r>
-              <w:rPr>
-                <w:rFonts w:ascii="Aptos" w:hAnsi="Aptos"/>
-                <w:b w:val="0"/>
-                <w:i w:val="0"/>
-                <w:sz w:val="22"/>
-              </w:rPr>
             </w:r>
           </w:p>
         </w:tc>
@@ -2571,7 +2370,7 @@
         </w:tc>
         <w:tc>
           <w:tcPr>
-            <w:tcW w:type="dxa" w:w="4536"/>
+            <w:tcW w:type="dxa" w:w="8788"/>
           </w:tcPr>
           <w:p>
             <w:pPr>
@@ -2585,24 +2384,6 @@
                 <w:sz w:val="22"/>
               </w:rPr>
               <w:t>Budowa i zarządzanie własnegoprzedsiębiorstwa. Formy prowadzeniadziałalności gospodarczej.Symulator ekonomiczny.</w:t>
-            </w:r>
-          </w:p>
-        </w:tc>
-        <w:tc>
-          <w:tcPr>
-            <w:tcW w:type="dxa" w:w="4252"/>
-          </w:tcPr>
-          <w:p>
-            <w:pPr>
-              <w:spacing w:before="20" w:after="20"/>
-            </w:pPr>
-            <w:r>
-              <w:rPr>
-                <w:rFonts w:ascii="Aptos" w:hAnsi="Aptos"/>
-                <w:b w:val="0"/>
-                <w:i w:val="0"/>
-                <w:sz w:val="22"/>
-              </w:rPr>
             </w:r>
           </w:p>
         </w:tc>
@@ -2629,7 +2410,7 @@
         </w:tc>
         <w:tc>
           <w:tcPr>
-            <w:tcW w:type="dxa" w:w="4536"/>
+            <w:tcW w:type="dxa" w:w="8788"/>
           </w:tcPr>
           <w:p>
             <w:pPr>
@@ -2643,24 +2424,6 @@
                 <w:sz w:val="22"/>
               </w:rPr>
               <w:t>Podstawy rachunkowości finansowej. Bilansspółki. Wycena firmy. Rachunkowośćzarządcza. Rachunek ekonomiczny firmy.Rachunkowość i cash flow.</w:t>
-            </w:r>
-          </w:p>
-        </w:tc>
-        <w:tc>
-          <w:tcPr>
-            <w:tcW w:type="dxa" w:w="4252"/>
-          </w:tcPr>
-          <w:p>
-            <w:pPr>
-              <w:spacing w:before="20" w:after="20"/>
-            </w:pPr>
-            <w:r>
-              <w:rPr>
-                <w:rFonts w:ascii="Aptos" w:hAnsi="Aptos"/>
-                <w:b w:val="0"/>
-                <w:i w:val="0"/>
-                <w:sz w:val="22"/>
-              </w:rPr>
             </w:r>
           </w:p>
         </w:tc>
@@ -2687,7 +2450,7 @@
         </w:tc>
         <w:tc>
           <w:tcPr>
-            <w:tcW w:type="dxa" w:w="4536"/>
+            <w:tcW w:type="dxa" w:w="8788"/>
           </w:tcPr>
           <w:p>
             <w:pPr>
@@ -2701,24 +2464,6 @@
                 <w:sz w:val="22"/>
               </w:rPr>
               <w:t>Umocowanie prawne przedsiębiorcy.Elementy prawa dla menedżerów. Podstawyprawa dla informatyków. Kodeks cywilny.Kodeks spółek handlowych.</w:t>
-            </w:r>
-          </w:p>
-        </w:tc>
-        <w:tc>
-          <w:tcPr>
-            <w:tcW w:type="dxa" w:w="4252"/>
-          </w:tcPr>
-          <w:p>
-            <w:pPr>
-              <w:spacing w:before="20" w:after="20"/>
-            </w:pPr>
-            <w:r>
-              <w:rPr>
-                <w:rFonts w:ascii="Aptos" w:hAnsi="Aptos"/>
-                <w:b w:val="0"/>
-                <w:i w:val="0"/>
-                <w:sz w:val="22"/>
-              </w:rPr>
             </w:r>
           </w:p>
         </w:tc>
@@ -2745,7 +2490,7 @@
         </w:tc>
         <w:tc>
           <w:tcPr>
-            <w:tcW w:type="dxa" w:w="4536"/>
+            <w:tcW w:type="dxa" w:w="8788"/>
           </w:tcPr>
           <w:p>
             <w:pPr>
@@ -2759,24 +2504,6 @@
                 <w:sz w:val="22"/>
               </w:rPr>
               <w:t>Ustawa o prawie autorskim. Analiza przypadków prawnych.</w:t>
-            </w:r>
-          </w:p>
-        </w:tc>
-        <w:tc>
-          <w:tcPr>
-            <w:tcW w:type="dxa" w:w="4252"/>
-          </w:tcPr>
-          <w:p>
-            <w:pPr>
-              <w:spacing w:before="20" w:after="20"/>
-            </w:pPr>
-            <w:r>
-              <w:rPr>
-                <w:rFonts w:ascii="Aptos" w:hAnsi="Aptos"/>
-                <w:b w:val="0"/>
-                <w:i w:val="0"/>
-                <w:sz w:val="22"/>
-              </w:rPr>
             </w:r>
           </w:p>
         </w:tc>
